--- a/opencode-session-mgmt/docs/模版.docx
+++ b/opencode-session-mgmt/docs/模版.docx
@@ -1722,7 +1722,7 @@
           <w:sz w:val="37"/>
           <w:szCs w:val="37"/>
         </w:rPr>
-        <w:t>第二章 需求概述</w:t>
+        <w:t>第二章 术语定义与业务规则</w:t>
       </w:r>
     </w:p>
     <w:p>
@@ -2006,7 +2006,7 @@
                 <w:b/>
                 <w:bCs/>
               </w:rPr>
-              <w:t xml:space="preserve">优先级： ● 高 ○ 中 ○ 低 </w:t>
+              <w:t xml:space="preserve">优先级： ○ 高 ○ 中 ● 低 </w:t>
             </w:r>
           </w:p>
           <w:p>
@@ -2618,7 +2618,7 @@
                 <w:b/>
                 <w:bCs/>
               </w:rPr>
-              <w:t>3.0附件：</w:t>
+              <w:t>2.10附件：</w:t>
             </w:r>
           </w:p>
           <w:p>
@@ -3437,7 +3437,7 @@
                 <w:b/>
                 <w:bCs/>
               </w:rPr>
-              <w:t>3.0附件：</w:t>
+              <w:t>2.10附件：</w:t>
             </w:r>
           </w:p>
           <w:p>
@@ -4231,7 +4231,7 @@
                 <w:b/>
                 <w:bCs/>
               </w:rPr>
-              <w:t>3.0附件：</w:t>
+              <w:t>2.10附件：</w:t>
             </w:r>
           </w:p>
           <w:p>
@@ -5030,7 +5030,7 @@
                 <w:b/>
                 <w:bCs/>
               </w:rPr>
-              <w:t>3.0附件：</w:t>
+              <w:t>2.10附件：</w:t>
             </w:r>
           </w:p>
           <w:p>
@@ -5851,7 +5851,7 @@
                 <w:b/>
                 <w:bCs/>
               </w:rPr>
-              <w:t>3.0附件：</w:t>
+              <w:t>2.10附件：</w:t>
             </w:r>
           </w:p>
           <w:p>
